--- a/Tarea1/Actividad_1_AvilaMoreiraKarenLissette.docx
+++ b/Tarea1/Actividad_1_AvilaMoreiraKarenLissette.docx
@@ -1493,16 +1493,7 @@
           <w:szCs w:val="24"/>
           <w:lang w:eastAsia="es-EC"/>
         </w:rPr>
-        <w:t>Ciudadano / Reportante</w:t>
-      </w:r>
-      <w:r>
-        <w:rPr>
-          <w:rFonts w:ascii="Times New Roman" w:eastAsia="Times New Roman" w:hAnsi="Times New Roman" w:cs="Times New Roman"/>
-          <w:sz w:val="24"/>
-          <w:szCs w:val="24"/>
-          <w:lang w:eastAsia="es-EC"/>
-        </w:rPr>
-        <w:t xml:space="preserve">  </w:t>
+        <w:t xml:space="preserve">Ciudadano / Reportante  </w:t>
       </w:r>
     </w:p>
     <w:p>
@@ -2318,6 +2309,7 @@
       <w:r>
         <w:rPr>
           <w:rFonts w:ascii="Times New Roman" w:eastAsia="Times New Roman" w:hAnsi="Times New Roman" w:cs="Times New Roman"/>
+          <w:noProof/>
           <w:sz w:val="24"/>
           <w:szCs w:val="24"/>
           <w:lang w:val="es-ES" w:eastAsia="es-ES"/>
@@ -2418,13 +2410,7 @@
       </w:r>
       <w:proofErr w:type="spellEnd"/>
       <w:r>
-        <w:t xml:space="preserve"> permite modificar el comportamiento de un objeto</w:t>
-      </w:r>
-      <w:r>
-        <w:t xml:space="preserve"> </w:t>
-      </w:r>
-      <w:r>
-        <w:t>dependiendo del estado en el que se encuentre, evitando utilizar numerosas estructuras condicionales para controlar cada situación. En el Sistema de Gestión de Casos para un Refugio Animal, este patrón se utilizará para administrar las diferentes etapas por las que pasa un animal desde que se reporta su situación hasta que se completa su proceso de atención.</w:t>
+        <w:t xml:space="preserve"> permite modificar el comportamiento de un objeto dependiendo del estado en el que se encuentre, evitando utilizar numerosas estructuras condicionales para controlar cada situación. En el Sistema de Gestión de Casos para un Refugio Animal, este patrón se utilizará para administrar las diferentes etapas por las que pasa un animal desde que se reporta su situación hasta que se completa su proceso de atención.</w:t>
       </w:r>
     </w:p>
     <w:p>
@@ -2442,10 +2428,7 @@
         <w:spacing w:line="360" w:lineRule="auto"/>
       </w:pPr>
       <w:r>
-        <w:t>Se</w:t>
-      </w:r>
-      <w:r>
-        <w:t xml:space="preserve"> selecciona este patrón porque el ciclo de vida de un caso de rescate requiere controlar las transiciones entre estados. Su implementación mejora la organización del código, facilita el mantenimiento de las reglas de negocio y permite incorporar nuevos estados sin concentrar toda la lógica en una única clase.</w:t>
+        <w:t>Se selecciona este patrón porque el ciclo de vida de un caso de rescate requiere controlar las transiciones entre estados. Su implementación mejora la organización del código, facilita el mantenimiento de las reglas de negocio y permite incorporar nuevos estados sin concentrar toda la lógica en una única clase.</w:t>
       </w:r>
     </w:p>
     <w:p>
@@ -2507,10 +2490,7 @@
       </w:pPr>
       <w:r>
         <w:lastRenderedPageBreak/>
-        <w:t>Se</w:t>
-      </w:r>
-      <w:r>
-        <w:t xml:space="preserve"> selecciona este patrón porque las necesidades de atención varían según las características de cada animal. Al encapsular los procedimientos en clases independientes, se reduce el uso de condicionales y se facilita la incorporación de nuevas estrategias. Además, se favorece el principio de abierto/cerrado de SOLID, ya que es posible agregar nuevos comportamientos sin modificar la estructura principal del sistema.</w:t>
+        <w:t>Se selecciona este patrón porque las necesidades de atención varían según las características de cada animal. Al encapsular los procedimientos en clases independientes, se reduce el uso de condicionales y se facilita la incorporación de nuevas estrategias. Además, se favorece el principio de abierto/cerrado de SOLID, ya que es posible agregar nuevos comportamientos sin modificar la estructura principal del sistema.</w:t>
       </w:r>
     </w:p>
     <w:p>
@@ -2585,6 +2565,129 @@
         <w:spacing w:after="0" w:line="360" w:lineRule="auto"/>
         <w:jc w:val="both"/>
         <w:rPr>
+          <w:rFonts w:ascii="Arial" w:hAnsi="Arial" w:cs="Arial"/>
+          <w:b/>
+          <w:bCs/>
+          <w:i/>
+          <w:iCs/>
+          <w:sz w:val="20"/>
+          <w:szCs w:val="20"/>
+          <w:lang w:eastAsia="es-EC"/>
+        </w:rPr>
+      </w:pPr>
+      <w:r>
+        <w:rPr>
+          <w:rFonts w:ascii="Arial" w:hAnsi="Arial" w:cs="Arial"/>
+          <w:b/>
+          <w:bCs/>
+          <w:i/>
+          <w:iCs/>
+          <w:sz w:val="20"/>
+          <w:szCs w:val="20"/>
+          <w:lang w:eastAsia="es-EC"/>
+        </w:rPr>
+        <w:drawing>
+          <wp:inline distT="0" distB="0" distL="0" distR="0" wp14:anchorId="51E43BAB" wp14:editId="617E8CBD">
+            <wp:extent cx="5400040" cy="2874645"/>
+            <wp:effectExtent l="0" t="0" r="0" b="1905"/>
+            <wp:docPr id="4" name="Imagen 4"/>
+            <wp:cNvGraphicFramePr>
+              <a:graphicFrameLocks xmlns:a="http://schemas.openxmlformats.org/drawingml/2006/main" noChangeAspect="1"/>
+            </wp:cNvGraphicFramePr>
+            <a:graphic xmlns:a="http://schemas.openxmlformats.org/drawingml/2006/main">
+              <a:graphicData uri="http://schemas.openxmlformats.org/drawingml/2006/picture">
+                <pic:pic xmlns:pic="http://schemas.openxmlformats.org/drawingml/2006/picture">
+                  <pic:nvPicPr>
+                    <pic:cNvPr id="1" name=""/>
+                    <pic:cNvPicPr/>
+                  </pic:nvPicPr>
+                  <pic:blipFill>
+                    <a:blip r:embed="rId16"/>
+                    <a:stretch>
+                      <a:fillRect/>
+                    </a:stretch>
+                  </pic:blipFill>
+                  <pic:spPr>
+                    <a:xfrm>
+                      <a:off x="0" y="0"/>
+                      <a:ext cx="5400040" cy="2874645"/>
+                    </a:xfrm>
+                    <a:prstGeom prst="rect">
+                      <a:avLst/>
+                    </a:prstGeom>
+                  </pic:spPr>
+                </pic:pic>
+              </a:graphicData>
+            </a:graphic>
+          </wp:inline>
+        </w:drawing>
+      </w:r>
+    </w:p>
+    <w:p>
+      <w:pPr>
+        <w:widowControl w:val="0"/>
+        <w:pBdr>
+          <w:top w:val="nil"/>
+          <w:left w:val="nil"/>
+          <w:bottom w:val="nil"/>
+          <w:right w:val="nil"/>
+          <w:between w:val="nil"/>
+        </w:pBdr>
+        <w:spacing w:after="0" w:line="360" w:lineRule="auto"/>
+        <w:jc w:val="both"/>
+        <w:rPr>
+          <w:rFonts w:ascii="Arial" w:hAnsi="Arial" w:cs="Arial"/>
+          <w:b/>
+          <w:bCs/>
+          <w:i/>
+          <w:iCs/>
+          <w:sz w:val="20"/>
+          <w:szCs w:val="20"/>
+          <w:lang w:eastAsia="es-EC"/>
+        </w:rPr>
+      </w:pPr>
+      <w:r>
+        <w:rPr>
+          <w:rFonts w:ascii="Arial" w:hAnsi="Arial" w:cs="Arial"/>
+          <w:b/>
+          <w:bCs/>
+          <w:i/>
+          <w:iCs/>
+          <w:sz w:val="20"/>
+          <w:szCs w:val="20"/>
+          <w:lang w:eastAsia="es-EC"/>
+        </w:rPr>
+        <w:t xml:space="preserve">Diseño de en </w:t>
+      </w:r>
+      <w:proofErr w:type="spellStart"/>
+      <w:r>
+        <w:rPr>
+          <w:rFonts w:ascii="Arial" w:hAnsi="Arial" w:cs="Arial"/>
+          <w:b/>
+          <w:bCs/>
+          <w:i/>
+          <w:iCs/>
+          <w:sz w:val="20"/>
+          <w:szCs w:val="20"/>
+          <w:lang w:eastAsia="es-EC"/>
+        </w:rPr>
+        <w:t>Drawio</w:t>
+      </w:r>
+      <w:proofErr w:type="spellEnd"/>
+    </w:p>
+    <w:p>
+      <w:pPr>
+        <w:widowControl w:val="0"/>
+        <w:pBdr>
+          <w:top w:val="nil"/>
+          <w:left w:val="nil"/>
+          <w:bottom w:val="nil"/>
+          <w:right w:val="nil"/>
+          <w:between w:val="nil"/>
+        </w:pBdr>
+        <w:spacing w:after="0" w:line="360" w:lineRule="auto"/>
+        <w:jc w:val="both"/>
+        <w:rPr>
           <w:rFonts w:ascii="Arial" w:eastAsiaTheme="majorEastAsia" w:hAnsi="Arial" w:cs="Arial"/>
           <w:b/>
           <w:bCs/>
@@ -2594,9 +2697,171 @@
           <w:lang w:eastAsia="es-EC"/>
         </w:rPr>
       </w:pPr>
+      <w:r>
+        <w:rPr>
+          <w:rFonts w:ascii="Arial" w:eastAsiaTheme="majorEastAsia" w:hAnsi="Arial" w:cs="Arial"/>
+          <w:b/>
+          <w:bCs/>
+          <w:color w:val="2F5496" w:themeColor="accent1" w:themeShade="BF"/>
+          <w:sz w:val="24"/>
+          <w:szCs w:val="24"/>
+          <w:lang w:eastAsia="es-EC"/>
+        </w:rPr>
+        <w:drawing>
+          <wp:inline distT="0" distB="0" distL="0" distR="0" wp14:anchorId="04F3B4E0" wp14:editId="400F5A4F">
+            <wp:extent cx="5400040" cy="2760980"/>
+            <wp:effectExtent l="0" t="0" r="0" b="1270"/>
+            <wp:docPr id="5" name="Imagen 5"/>
+            <wp:cNvGraphicFramePr>
+              <a:graphicFrameLocks xmlns:a="http://schemas.openxmlformats.org/drawingml/2006/main" noChangeAspect="1"/>
+            </wp:cNvGraphicFramePr>
+            <a:graphic xmlns:a="http://schemas.openxmlformats.org/drawingml/2006/main">
+              <a:graphicData uri="http://schemas.openxmlformats.org/drawingml/2006/picture">
+                <pic:pic xmlns:pic="http://schemas.openxmlformats.org/drawingml/2006/picture">
+                  <pic:nvPicPr>
+                    <pic:cNvPr id="1" name=""/>
+                    <pic:cNvPicPr/>
+                  </pic:nvPicPr>
+                  <pic:blipFill>
+                    <a:blip r:embed="rId17"/>
+                    <a:stretch>
+                      <a:fillRect/>
+                    </a:stretch>
+                  </pic:blipFill>
+                  <pic:spPr>
+                    <a:xfrm>
+                      <a:off x="0" y="0"/>
+                      <a:ext cx="5400040" cy="2760980"/>
+                    </a:xfrm>
+                    <a:prstGeom prst="rect">
+                      <a:avLst/>
+                    </a:prstGeom>
+                  </pic:spPr>
+                </pic:pic>
+              </a:graphicData>
+            </a:graphic>
+          </wp:inline>
+        </w:drawing>
+      </w:r>
+    </w:p>
+    <w:p>
+      <w:pPr>
+        <w:widowControl w:val="0"/>
+        <w:pBdr>
+          <w:top w:val="nil"/>
+          <w:left w:val="nil"/>
+          <w:bottom w:val="nil"/>
+          <w:right w:val="nil"/>
+          <w:between w:val="nil"/>
+        </w:pBdr>
+        <w:spacing w:after="0" w:line="360" w:lineRule="auto"/>
+        <w:jc w:val="both"/>
+        <w:rPr>
+          <w:rFonts w:ascii="Arial" w:eastAsiaTheme="majorEastAsia" w:hAnsi="Arial" w:cs="Arial"/>
+          <w:b/>
+          <w:bCs/>
+          <w:color w:val="2F5496" w:themeColor="accent1" w:themeShade="BF"/>
+          <w:sz w:val="24"/>
+          <w:szCs w:val="24"/>
+          <w:lang w:eastAsia="es-EC"/>
+        </w:rPr>
+      </w:pPr>
+    </w:p>
+    <w:p>
+      <w:pPr>
+        <w:widowControl w:val="0"/>
+        <w:pBdr>
+          <w:top w:val="nil"/>
+          <w:left w:val="nil"/>
+          <w:bottom w:val="nil"/>
+          <w:right w:val="nil"/>
+          <w:between w:val="nil"/>
+        </w:pBdr>
+        <w:spacing w:after="0" w:line="360" w:lineRule="auto"/>
+        <w:jc w:val="both"/>
+        <w:rPr>
+          <w:rFonts w:ascii="Arial" w:eastAsiaTheme="majorEastAsia" w:hAnsi="Arial" w:cs="Arial"/>
+          <w:b/>
+          <w:bCs/>
+          <w:color w:val="2F5496" w:themeColor="accent1" w:themeShade="BF"/>
+          <w:sz w:val="24"/>
+          <w:szCs w:val="24"/>
+          <w:lang w:eastAsia="es-EC"/>
+        </w:rPr>
+      </w:pPr>
+      <w:r>
+        <w:rPr>
+          <w:rFonts w:ascii="Arial" w:eastAsiaTheme="majorEastAsia" w:hAnsi="Arial" w:cs="Arial"/>
+          <w:b/>
+          <w:bCs/>
+          <w:color w:val="2F5496" w:themeColor="accent1" w:themeShade="BF"/>
+          <w:sz w:val="24"/>
+          <w:szCs w:val="24"/>
+          <w:lang w:eastAsia="es-EC"/>
+        </w:rPr>
+        <w:lastRenderedPageBreak/>
+        <w:t>Link del repositorio de GitHub</w:t>
+      </w:r>
+    </w:p>
+    <w:p>
+      <w:pPr>
+        <w:widowControl w:val="0"/>
+        <w:pBdr>
+          <w:top w:val="nil"/>
+          <w:left w:val="nil"/>
+          <w:bottom w:val="nil"/>
+          <w:right w:val="nil"/>
+          <w:between w:val="nil"/>
+        </w:pBdr>
+        <w:spacing w:after="0" w:line="360" w:lineRule="auto"/>
+        <w:jc w:val="both"/>
+        <w:rPr>
+          <w:rFonts w:ascii="Arial" w:eastAsiaTheme="majorEastAsia" w:hAnsi="Arial" w:cs="Arial"/>
+          <w:color w:val="000000" w:themeColor="text1"/>
+          <w:sz w:val="24"/>
+          <w:szCs w:val="24"/>
+          <w:lang w:eastAsia="es-EC"/>
+        </w:rPr>
+      </w:pPr>
+      <w:hyperlink r:id="rId18" w:history="1">
+        <w:r>
+          <w:rPr>
+            <w:rStyle w:val="Hipervnculo"/>
+            <w:rFonts w:ascii="Arial" w:eastAsiaTheme="majorEastAsia" w:hAnsi="Arial" w:cs="Arial"/>
+            <w:color w:val="000000" w:themeColor="text1"/>
+            <w:sz w:val="24"/>
+            <w:szCs w:val="24"/>
+            <w:lang w:eastAsia="es-EC"/>
+          </w:rPr>
+          <w:t>https://github.com/KarenA29/Tarea1.git</w:t>
+        </w:r>
+      </w:hyperlink>
+    </w:p>
+    <w:p>
+      <w:pPr>
+        <w:widowControl w:val="0"/>
+        <w:pBdr>
+          <w:top w:val="nil"/>
+          <w:left w:val="nil"/>
+          <w:bottom w:val="nil"/>
+          <w:right w:val="nil"/>
+          <w:between w:val="nil"/>
+        </w:pBdr>
+        <w:spacing w:after="0" w:line="360" w:lineRule="auto"/>
+        <w:jc w:val="both"/>
+        <w:rPr>
+          <w:rFonts w:ascii="Arial" w:eastAsiaTheme="majorEastAsia" w:hAnsi="Arial" w:cs="Arial"/>
+          <w:b/>
+          <w:bCs/>
+          <w:color w:val="2F5496" w:themeColor="accent1" w:themeShade="BF"/>
+          <w:sz w:val="24"/>
+          <w:szCs w:val="24"/>
+          <w:lang w:eastAsia="es-EC"/>
+        </w:rPr>
+      </w:pPr>
     </w:p>
     <w:sectPr>
-      <w:headerReference w:type="first" r:id="rId16"/>
+      <w:headerReference w:type="first" r:id="rId19"/>
       <w:pgSz w:w="11906" w:h="16838"/>
       <w:pgMar w:top="1417" w:right="1701" w:bottom="1417" w:left="1701" w:header="708" w:footer="708" w:gutter="0"/>
       <w:pgNumType w:start="1"/>
@@ -3472,7 +3737,7 @@
         <v:path o:extrusionok="f" gradientshapeok="t" o:connecttype="rect"/>
         <o:lock v:ext="edit" aspectratio="t"/>
       </v:shapetype>
-      <v:shape id="_x0000_i1426" type="#_x0000_t75" style="width:11.4pt;height:11.4pt" o:bullet="t">
+      <v:shape id="_x0000_i1460" type="#_x0000_t75" style="width:11.4pt;height:11.4pt" o:bullet="t">
         <v:imagedata r:id="rId1" o:title="mso3E28"/>
       </v:shape>
     </w:pict>
@@ -6445,6 +6710,7 @@
     <w:lsdException w:name="HTML Sample" w:semiHidden="1" w:unhideWhenUsed="1"/>
     <w:lsdException w:name="HTML Typewriter" w:semiHidden="1" w:unhideWhenUsed="1"/>
     <w:lsdException w:name="HTML Variable" w:semiHidden="1" w:unhideWhenUsed="1"/>
+    <w:lsdException w:name="Normal Table" w:semiHidden="1" w:unhideWhenUsed="1"/>
     <w:lsdException w:name="annotation subject" w:semiHidden="1" w:unhideWhenUsed="1"/>
     <w:lsdException w:name="No List" w:semiHidden="1" w:unhideWhenUsed="1"/>
     <w:lsdException w:name="Outline List 1" w:semiHidden="1" w:unhideWhenUsed="1"/>
@@ -6491,8 +6757,10 @@
     <w:lsdException w:name="Table Subtle 2" w:semiHidden="1" w:unhideWhenUsed="1"/>
     <w:lsdException w:name="Table Web 1" w:semiHidden="1" w:unhideWhenUsed="1"/>
     <w:lsdException w:name="Table Web 2" w:semiHidden="1" w:unhideWhenUsed="1"/>
+    <w:lsdException w:name="Table Web 3" w:semiHidden="1" w:unhideWhenUsed="1"/>
     <w:lsdException w:name="Balloon Text" w:semiHidden="1" w:unhideWhenUsed="1"/>
     <w:lsdException w:name="Table Grid" w:uiPriority="39"/>
+    <w:lsdException w:name="Table Theme" w:semiHidden="1" w:unhideWhenUsed="1"/>
     <w:lsdException w:name="Placeholder Text" w:semiHidden="1"/>
     <w:lsdException w:name="No Spacing" w:uiPriority="1" w:qFormat="1"/>
     <w:lsdException w:name="Light Shading" w:uiPriority="60"/>
@@ -7286,6 +7554,18 @@
       </w:tcPr>
     </w:tblStylePr>
   </w:style>
+  <w:style w:type="character" w:styleId="Mencinsinresolver">
+    <w:name w:val="Unresolved Mention"/>
+    <w:basedOn w:val="Fuentedeprrafopredeter"/>
+    <w:uiPriority w:val="99"/>
+    <w:semiHidden/>
+    <w:unhideWhenUsed/>
+    <w:rsid w:val="007174F9"/>
+    <w:rPr>
+      <w:color w:val="605E5C"/>
+      <w:shd w:val="clear" w:color="auto" w:fill="E1DFDD"/>
+    </w:rPr>
+  </w:style>
 </w:styles>
 </file>
 
